--- a/downloads/student/Unit 06/Handout 06.12 - Menu Option Cards and Constraint Card.docx
+++ b/downloads/student/Unit 06/Handout 06.12 - Menu Option Cards and Constraint Card.docx
@@ -876,33 +876,51 @@
         </w:rPr>
         <w:t xml:space="preserve">Quick instructions</w:t>
       </w:r>
-      <w:r>
-        <w:t xml:space="preserve"> </w:t>
-      </w:r>
-      <w:r>
-        <w:t xml:space="preserve">1. Fill the pot 3/4 full with hot water. Cover it. Burner on HIGH.</w:t>
-      </w:r>
-      <w:r>
-        <w:t xml:space="preserve"> </w:t>
-      </w:r>
-      <w:r>
-        <w:t xml:space="preserve">2. When it boils hard, add all 4 boxes of spaghetti. Stir so it does not stick.</w:t>
-      </w:r>
-      <w:r>
-        <w:t xml:space="preserve"> </w:t>
-      </w:r>
-      <w:r>
-        <w:t xml:space="preserve">3. Timer for 8 minutes. Stir every 2 minutes.</w:t>
-      </w:r>
-      <w:r>
-        <w:t xml:space="preserve"> </w:t>
-      </w:r>
-      <w:r>
-        <w:t xml:space="preserve">4.</w:t>
-      </w:r>
-      <w:r>
-        <w:t xml:space="preserve"> </w:t>
-      </w:r>
+    </w:p>
+    <w:p>
+      <w:pPr>
+        <w:numPr>
+          <w:ilvl w:val="0"/>
+          <w:numId w:val="1001"/>
+        </w:numPr>
+        <w:pStyle w:val="Compact"/>
+      </w:pPr>
+      <w:r>
+        <w:t xml:space="preserve">Fill the pot 3/4 full with hot water. Cover it. Burner on HIGH.</w:t>
+      </w:r>
+    </w:p>
+    <w:p>
+      <w:pPr>
+        <w:numPr>
+          <w:ilvl w:val="0"/>
+          <w:numId w:val="1001"/>
+        </w:numPr>
+        <w:pStyle w:val="Compact"/>
+      </w:pPr>
+      <w:r>
+        <w:t xml:space="preserve">When it boils hard, add all 4 boxes of spaghetti. Stir so it does not stick.</w:t>
+      </w:r>
+    </w:p>
+    <w:p>
+      <w:pPr>
+        <w:numPr>
+          <w:ilvl w:val="0"/>
+          <w:numId w:val="1001"/>
+        </w:numPr>
+        <w:pStyle w:val="Compact"/>
+      </w:pPr>
+      <w:r>
+        <w:t xml:space="preserve">Timer for 8 minutes. Stir every 2 minutes.</w:t>
+      </w:r>
+    </w:p>
+    <w:p>
+      <w:pPr>
+        <w:numPr>
+          <w:ilvl w:val="0"/>
+          <w:numId w:val="1001"/>
+        </w:numPr>
+        <w:pStyle w:val="Compact"/>
+      </w:pPr>
       <w:r>
         <w:rPr>
           <w:b/>
@@ -915,22 +933,34 @@
       <w:r>
         <w:t xml:space="preserve">Stand back; the steam is hot.</w:t>
       </w:r>
-      <w:r>
-        <w:t xml:space="preserve"> </w:t>
-      </w:r>
-      <w:r>
-        <w:t xml:space="preserve">5. Pasta back in the pot. Pour in all 4 jars of sauce. Stir.</w:t>
-      </w:r>
-      <w:r>
-        <w:t xml:space="preserve"> </w:t>
-      </w:r>
-      <w:r>
-        <w:t xml:space="preserve">6. Parmesan on top. Serve.</w:t>
-      </w:r>
-    </w:p>
-    <w:p>
-      <w:pPr>
-        <w:pStyle w:val="BodyText"/>
+    </w:p>
+    <w:p>
+      <w:pPr>
+        <w:numPr>
+          <w:ilvl w:val="0"/>
+          <w:numId w:val="1001"/>
+        </w:numPr>
+        <w:pStyle w:val="Compact"/>
+      </w:pPr>
+      <w:r>
+        <w:t xml:space="preserve">Pasta back in the pot. Pour in all 4 jars of sauce. Stir.</w:t>
+      </w:r>
+    </w:p>
+    <w:p>
+      <w:pPr>
+        <w:numPr>
+          <w:ilvl w:val="0"/>
+          <w:numId w:val="1001"/>
+        </w:numPr>
+        <w:pStyle w:val="Compact"/>
+      </w:pPr>
+      <w:r>
+        <w:t xml:space="preserve">Parmesan on top. Serve.</w:t>
+      </w:r>
+    </w:p>
+    <w:p>
+      <w:pPr>
+        <w:pStyle w:val="FirstParagraph"/>
       </w:pPr>
       <w:r>
         <w:rPr>
@@ -1499,11 +1529,17 @@
         </w:rPr>
         <w:t xml:space="preserve">Quick instructions</w:t>
       </w:r>
-      <w:r>
-        <w:t xml:space="preserve"> </w:t>
-      </w:r>
-      <w:r>
-        <w:t xml:space="preserve">1. Oven to 400 degrees F.</w:t>
+    </w:p>
+    <w:p>
+      <w:pPr>
+        <w:numPr>
+          <w:ilvl w:val="0"/>
+          <w:numId w:val="1002"/>
+        </w:numPr>
+        <w:pStyle w:val="Compact"/>
+      </w:pPr>
+      <w:r>
+        <w:t xml:space="preserve">Oven to 400 degrees F.</w:t>
       </w:r>
       <w:r>
         <w:t xml:space="preserve"> </w:t>
@@ -1514,46 +1550,82 @@
         </w:rPr>
         <w:t xml:space="preserve">The teacher opens the oven.</w:t>
       </w:r>
-      <w:r>
-        <w:t xml:space="preserve"> </w:t>
-      </w:r>
-      <w:r>
-        <w:t xml:space="preserve">2. Tortillas flat on foil-lined sheet pans, one per student.</w:t>
-      </w:r>
-      <w:r>
-        <w:t xml:space="preserve"> </w:t>
-      </w:r>
-      <w:r>
-        <w:t xml:space="preserve">3. Two tablespoons of pizza sauce on each. Spread with the back of a spoon.</w:t>
-      </w:r>
-      <w:r>
-        <w:t xml:space="preserve"> </w:t>
-      </w:r>
-      <w:r>
-        <w:t xml:space="preserve">4. Shredded mozzarella over the sauce.</w:t>
-      </w:r>
-      <w:r>
-        <w:t xml:space="preserve"> </w:t>
-      </w:r>
-      <w:r>
-        <w:t xml:space="preserve">5. Pepperoni on top, 5 or 6 slices each. Already sliced, so no knife.</w:t>
-      </w:r>
-      <w:r>
-        <w:t xml:space="preserve"> </w:t>
-      </w:r>
-      <w:r>
-        <w:t xml:space="preserve">6. Bake 8 to 10 minutes until the cheese bubbles. Teacher pulls the trays.</w:t>
-      </w:r>
-      <w:r>
-        <w:t xml:space="preserve"> </w:t>
-      </w:r>
-      <w:r>
-        <w:t xml:space="preserve">7. Cool 2 minutes. Fold in half or eat it flat.</w:t>
-      </w:r>
-    </w:p>
-    <w:p>
-      <w:pPr>
-        <w:pStyle w:val="BodyText"/>
+    </w:p>
+    <w:p>
+      <w:pPr>
+        <w:numPr>
+          <w:ilvl w:val="0"/>
+          <w:numId w:val="1002"/>
+        </w:numPr>
+        <w:pStyle w:val="Compact"/>
+      </w:pPr>
+      <w:r>
+        <w:t xml:space="preserve">Tortillas flat on foil-lined sheet pans, one per student.</w:t>
+      </w:r>
+    </w:p>
+    <w:p>
+      <w:pPr>
+        <w:numPr>
+          <w:ilvl w:val="0"/>
+          <w:numId w:val="1002"/>
+        </w:numPr>
+        <w:pStyle w:val="Compact"/>
+      </w:pPr>
+      <w:r>
+        <w:t xml:space="preserve">Two tablespoons of pizza sauce on each. Spread with the back of a spoon.</w:t>
+      </w:r>
+    </w:p>
+    <w:p>
+      <w:pPr>
+        <w:numPr>
+          <w:ilvl w:val="0"/>
+          <w:numId w:val="1002"/>
+        </w:numPr>
+        <w:pStyle w:val="Compact"/>
+      </w:pPr>
+      <w:r>
+        <w:t xml:space="preserve">Shredded mozzarella over the sauce.</w:t>
+      </w:r>
+    </w:p>
+    <w:p>
+      <w:pPr>
+        <w:numPr>
+          <w:ilvl w:val="0"/>
+          <w:numId w:val="1002"/>
+        </w:numPr>
+        <w:pStyle w:val="Compact"/>
+      </w:pPr>
+      <w:r>
+        <w:t xml:space="preserve">Pepperoni on top, 5 or 6 slices each. Already sliced, so no knife.</w:t>
+      </w:r>
+    </w:p>
+    <w:p>
+      <w:pPr>
+        <w:numPr>
+          <w:ilvl w:val="0"/>
+          <w:numId w:val="1002"/>
+        </w:numPr>
+        <w:pStyle w:val="Compact"/>
+      </w:pPr>
+      <w:r>
+        <w:t xml:space="preserve">Bake 8 to 10 minutes until the cheese bubbles. Teacher pulls the trays.</w:t>
+      </w:r>
+    </w:p>
+    <w:p>
+      <w:pPr>
+        <w:numPr>
+          <w:ilvl w:val="0"/>
+          <w:numId w:val="1002"/>
+        </w:numPr>
+        <w:pStyle w:val="Compact"/>
+      </w:pPr>
+      <w:r>
+        <w:t xml:space="preserve">Cool 2 minutes. Fold in half or eat it flat.</w:t>
+      </w:r>
+    </w:p>
+    <w:p>
+      <w:pPr>
+        <w:pStyle w:val="FirstParagraph"/>
       </w:pPr>
       <w:r>
         <w:rPr>
@@ -2122,15 +2194,15 @@
         </w:rPr>
         <w:t xml:space="preserve">Quick instructions</w:t>
       </w:r>
-      <w:r>
-        <w:t xml:space="preserve"> </w:t>
-      </w:r>
-      <w:r>
-        <w:t xml:space="preserve">1.</w:t>
-      </w:r>
-      <w:r>
-        <w:t xml:space="preserve"> </w:t>
-      </w:r>
+    </w:p>
+    <w:p>
+      <w:pPr>
+        <w:numPr>
+          <w:ilvl w:val="0"/>
+          <w:numId w:val="1003"/>
+        </w:numPr>
+        <w:pStyle w:val="Compact"/>
+      </w:pPr>
       <w:r>
         <w:rPr>
           <w:b/>
@@ -2143,34 +2215,58 @@
       <w:r>
         <w:t xml:space="preserve">Beans into a pot on MEDIUM. Stir until warm and smooth, about 5 minutes.</w:t>
       </w:r>
-      <w:r>
-        <w:t xml:space="preserve"> </w:t>
-      </w:r>
-      <w:r>
-        <w:t xml:space="preserve">2. Warm the tortillas: wrapped in foil in the oven at 350 for 2 minutes, or 15 seconds each in the microwave.</w:t>
-      </w:r>
-      <w:r>
-        <w:t xml:space="preserve"> </w:t>
-      </w:r>
-      <w:r>
-        <w:t xml:space="preserve">3. Assembly line: tortilla flat, spoon of beans down the middle, sprinkle of cheese, spoon of salsa.</w:t>
-      </w:r>
-      <w:r>
-        <w:t xml:space="preserve"> </w:t>
-      </w:r>
-      <w:r>
-        <w:t xml:space="preserve">4. Fold the bottom up, the sides in, and roll.</w:t>
-      </w:r>
-      <w:r>
-        <w:t xml:space="preserve"> </w:t>
-      </w:r>
-      <w:r>
-        <w:t xml:space="preserve">5. Optional: back on a foil-lined tray for 5 minutes to melt the cheese.</w:t>
-      </w:r>
-    </w:p>
-    <w:p>
-      <w:pPr>
-        <w:pStyle w:val="BodyText"/>
+    </w:p>
+    <w:p>
+      <w:pPr>
+        <w:numPr>
+          <w:ilvl w:val="0"/>
+          <w:numId w:val="1003"/>
+        </w:numPr>
+        <w:pStyle w:val="Compact"/>
+      </w:pPr>
+      <w:r>
+        <w:t xml:space="preserve">Warm the tortillas: wrapped in foil in the oven at 350 for 2 minutes, or 15 seconds each in the microwave.</w:t>
+      </w:r>
+    </w:p>
+    <w:p>
+      <w:pPr>
+        <w:numPr>
+          <w:ilvl w:val="0"/>
+          <w:numId w:val="1003"/>
+        </w:numPr>
+        <w:pStyle w:val="Compact"/>
+      </w:pPr>
+      <w:r>
+        <w:t xml:space="preserve">Assembly line: tortilla flat, spoon of beans down the middle, sprinkle of cheese, spoon of salsa.</w:t>
+      </w:r>
+    </w:p>
+    <w:p>
+      <w:pPr>
+        <w:numPr>
+          <w:ilvl w:val="0"/>
+          <w:numId w:val="1003"/>
+        </w:numPr>
+        <w:pStyle w:val="Compact"/>
+      </w:pPr>
+      <w:r>
+        <w:t xml:space="preserve">Fold the bottom up, the sides in, and roll.</w:t>
+      </w:r>
+    </w:p>
+    <w:p>
+      <w:pPr>
+        <w:numPr>
+          <w:ilvl w:val="0"/>
+          <w:numId w:val="1003"/>
+        </w:numPr>
+        <w:pStyle w:val="Compact"/>
+      </w:pPr>
+      <w:r>
+        <w:t xml:space="preserve">Optional: back on a foil-lined tray for 5 minutes to melt the cheese.</w:t>
+      </w:r>
+    </w:p>
+    <w:p>
+      <w:pPr>
+        <w:pStyle w:val="FirstParagraph"/>
       </w:pPr>
       <w:r>
         <w:rPr>
@@ -2764,11 +2860,17 @@
         </w:rPr>
         <w:t xml:space="preserve">Quick instructions</w:t>
       </w:r>
-      <w:r>
-        <w:t xml:space="preserve"> </w:t>
-      </w:r>
-      <w:r>
-        <w:t xml:space="preserve">1. Oven to 375 degrees F.</w:t>
+    </w:p>
+    <w:p>
+      <w:pPr>
+        <w:numPr>
+          <w:ilvl w:val="0"/>
+          <w:numId w:val="1004"/>
+        </w:numPr>
+        <w:pStyle w:val="Compact"/>
+      </w:pPr>
+      <w:r>
+        <w:t xml:space="preserve">Oven to 375 degrees F.</w:t>
       </w:r>
       <w:r>
         <w:t xml:space="preserve"> </w:t>
@@ -2779,58 +2881,106 @@
         </w:rPr>
         <w:t xml:space="preserve">The teacher sets the temperature and opens the door.</w:t>
       </w:r>
-      <w:r>
-        <w:t xml:space="preserve"> </w:t>
-      </w:r>
-      <w:r>
-        <w:t xml:space="preserve">2. One stick of butter on a microwave-safe plate. Microwave 20 seconds until soft, not melted.</w:t>
-      </w:r>
-      <w:r>
-        <w:t xml:space="preserve"> </w:t>
-      </w:r>
-      <w:r>
-        <w:t xml:space="preserve">3. Two large sheets of foil. One loaf on each. (Third loaf on a third sheet.)</w:t>
-      </w:r>
-      <w:r>
-        <w:t xml:space="preserve"> </w:t>
-      </w:r>
-      <w:r>
-        <w:t xml:space="preserve">4. Butter knife: spread the soft butter on the TOP of each loaf, end to end.</w:t>
-      </w:r>
-      <w:r>
-        <w:t xml:space="preserve"> </w:t>
-      </w:r>
-      <w:r>
-        <w:t xml:space="preserve">5. Shake garlic powder over the buttered tops.</w:t>
-      </w:r>
-      <w:r>
-        <w:t xml:space="preserve"> </w:t>
-      </w:r>
-      <w:r>
-        <w:t xml:space="preserve">6. Wrap each loaf loosely in foil, a little space inside so air moves.</w:t>
-      </w:r>
-      <w:r>
-        <w:t xml:space="preserve"> </w:t>
-      </w:r>
-      <w:r>
-        <w:t xml:space="preserve">7. Into the oven. Timer for 10 minutes.</w:t>
-      </w:r>
-      <w:r>
-        <w:t xml:space="preserve"> </w:t>
-      </w:r>
-      <w:r>
-        <w:t xml:space="preserve">8. Teacher pulls the loaves with mitts. Cool 2 minutes. Tear into serving pieces. No knife.</w:t>
-      </w:r>
-      <w:r>
-        <w:t xml:space="preserve"> </w:t>
-      </w:r>
-      <w:r>
-        <w:t xml:space="preserve">9. Baby carrots into two trays. Nothing to cut; they come washed and peeled.</w:t>
-      </w:r>
-    </w:p>
-    <w:p>
-      <w:pPr>
-        <w:pStyle w:val="BodyText"/>
+    </w:p>
+    <w:p>
+      <w:pPr>
+        <w:numPr>
+          <w:ilvl w:val="0"/>
+          <w:numId w:val="1004"/>
+        </w:numPr>
+        <w:pStyle w:val="Compact"/>
+      </w:pPr>
+      <w:r>
+        <w:t xml:space="preserve">One stick of butter on a microwave-safe plate. Microwave 20 seconds until soft, not melted.</w:t>
+      </w:r>
+    </w:p>
+    <w:p>
+      <w:pPr>
+        <w:numPr>
+          <w:ilvl w:val="0"/>
+          <w:numId w:val="1004"/>
+        </w:numPr>
+        <w:pStyle w:val="Compact"/>
+      </w:pPr>
+      <w:r>
+        <w:t xml:space="preserve">Two large sheets of foil. One loaf on each. (Third loaf on a third sheet.)</w:t>
+      </w:r>
+    </w:p>
+    <w:p>
+      <w:pPr>
+        <w:numPr>
+          <w:ilvl w:val="0"/>
+          <w:numId w:val="1004"/>
+        </w:numPr>
+        <w:pStyle w:val="Compact"/>
+      </w:pPr>
+      <w:r>
+        <w:t xml:space="preserve">Butter knife: spread the soft butter on the TOP of each loaf, end to end.</w:t>
+      </w:r>
+    </w:p>
+    <w:p>
+      <w:pPr>
+        <w:numPr>
+          <w:ilvl w:val="0"/>
+          <w:numId w:val="1004"/>
+        </w:numPr>
+        <w:pStyle w:val="Compact"/>
+      </w:pPr>
+      <w:r>
+        <w:t xml:space="preserve">Shake garlic powder over the buttered tops.</w:t>
+      </w:r>
+    </w:p>
+    <w:p>
+      <w:pPr>
+        <w:numPr>
+          <w:ilvl w:val="0"/>
+          <w:numId w:val="1004"/>
+        </w:numPr>
+        <w:pStyle w:val="Compact"/>
+      </w:pPr>
+      <w:r>
+        <w:t xml:space="preserve">Wrap each loaf loosely in foil, a little space inside so air moves.</w:t>
+      </w:r>
+    </w:p>
+    <w:p>
+      <w:pPr>
+        <w:numPr>
+          <w:ilvl w:val="0"/>
+          <w:numId w:val="1004"/>
+        </w:numPr>
+        <w:pStyle w:val="Compact"/>
+      </w:pPr>
+      <w:r>
+        <w:t xml:space="preserve">Into the oven. Timer for 10 minutes.</w:t>
+      </w:r>
+    </w:p>
+    <w:p>
+      <w:pPr>
+        <w:numPr>
+          <w:ilvl w:val="0"/>
+          <w:numId w:val="1004"/>
+        </w:numPr>
+        <w:pStyle w:val="Compact"/>
+      </w:pPr>
+      <w:r>
+        <w:t xml:space="preserve">Teacher pulls the loaves with mitts. Cool 2 minutes. Tear into serving pieces. No knife.</w:t>
+      </w:r>
+    </w:p>
+    <w:p>
+      <w:pPr>
+        <w:numPr>
+          <w:ilvl w:val="0"/>
+          <w:numId w:val="1004"/>
+        </w:numPr>
+        <w:pStyle w:val="Compact"/>
+      </w:pPr>
+      <w:r>
+        <w:t xml:space="preserve">Baby carrots into two trays. Nothing to cut; they come washed and peeled.</w:t>
+      </w:r>
+    </w:p>
+    <w:p>
+      <w:pPr>
+        <w:pStyle w:val="FirstParagraph"/>
       </w:pPr>
       <w:r>
         <w:rPr>
@@ -3327,58 +3477,106 @@
         </w:rPr>
         <w:t xml:space="preserve">Quick instructions</w:t>
       </w:r>
-      <w:r>
-        <w:t xml:space="preserve"> </w:t>
-      </w:r>
-      <w:r>
-        <w:t xml:space="preserve">1. Count out 4 cookies per person, 112 total.</w:t>
-      </w:r>
-      <w:r>
-        <w:t xml:space="preserve"> </w:t>
-      </w:r>
-      <w:r>
-        <w:t xml:space="preserve">2. Half of them into a gallon zip-lock bag. Squeeze the air out. Seal it tight.</w:t>
-      </w:r>
-      <w:r>
-        <w:t xml:space="preserve"> </w:t>
-      </w:r>
-      <w:r>
-        <w:t xml:space="preserve">3. Crush with your hands, right through the bag, until the crumbs are small. No big chunks.</w:t>
-      </w:r>
-      <w:r>
-        <w:t xml:space="preserve"> </w:t>
-      </w:r>
-      <w:r>
-        <w:t xml:space="preserve">4. Pour into a large bowl. Repeat with the rest.</w:t>
-      </w:r>
-      <w:r>
-        <w:t xml:space="preserve"> </w:t>
-      </w:r>
-      <w:r>
-        <w:t xml:space="preserve">5. Set out 28 cups in rows.</w:t>
-      </w:r>
-      <w:r>
-        <w:t xml:space="preserve"> </w:t>
-      </w:r>
-      <w:r>
-        <w:t xml:space="preserve">6. Two big spoonfuls of crumbs in the bottom of each cup.</w:t>
-      </w:r>
-      <w:r>
-        <w:t xml:space="preserve"> </w:t>
-      </w:r>
-      <w:r>
-        <w:t xml:space="preserve">7. Shake the whipped topping can 5 seconds. Upside down, a layer on the crumbs.</w:t>
-      </w:r>
-      <w:r>
-        <w:t xml:space="preserve"> </w:t>
-      </w:r>
-      <w:r>
-        <w:t xml:space="preserve">8. Another crumb layer. Then one more swirl of topping on top.</w:t>
-      </w:r>
-    </w:p>
-    <w:p>
-      <w:pPr>
-        <w:pStyle w:val="BodyText"/>
+    </w:p>
+    <w:p>
+      <w:pPr>
+        <w:numPr>
+          <w:ilvl w:val="0"/>
+          <w:numId w:val="1005"/>
+        </w:numPr>
+        <w:pStyle w:val="Compact"/>
+      </w:pPr>
+      <w:r>
+        <w:t xml:space="preserve">Count out 4 cookies per person, 112 total.</w:t>
+      </w:r>
+    </w:p>
+    <w:p>
+      <w:pPr>
+        <w:numPr>
+          <w:ilvl w:val="0"/>
+          <w:numId w:val="1005"/>
+        </w:numPr>
+        <w:pStyle w:val="Compact"/>
+      </w:pPr>
+      <w:r>
+        <w:t xml:space="preserve">Half of them into a gallon zip-lock bag. Squeeze the air out. Seal it tight.</w:t>
+      </w:r>
+    </w:p>
+    <w:p>
+      <w:pPr>
+        <w:numPr>
+          <w:ilvl w:val="0"/>
+          <w:numId w:val="1005"/>
+        </w:numPr>
+        <w:pStyle w:val="Compact"/>
+      </w:pPr>
+      <w:r>
+        <w:t xml:space="preserve">Crush with your hands, right through the bag, until the crumbs are small. No big chunks.</w:t>
+      </w:r>
+    </w:p>
+    <w:p>
+      <w:pPr>
+        <w:numPr>
+          <w:ilvl w:val="0"/>
+          <w:numId w:val="1005"/>
+        </w:numPr>
+        <w:pStyle w:val="Compact"/>
+      </w:pPr>
+      <w:r>
+        <w:t xml:space="preserve">Pour into a large bowl. Repeat with the rest.</w:t>
+      </w:r>
+    </w:p>
+    <w:p>
+      <w:pPr>
+        <w:numPr>
+          <w:ilvl w:val="0"/>
+          <w:numId w:val="1005"/>
+        </w:numPr>
+        <w:pStyle w:val="Compact"/>
+      </w:pPr>
+      <w:r>
+        <w:t xml:space="preserve">Set out 28 cups in rows.</w:t>
+      </w:r>
+    </w:p>
+    <w:p>
+      <w:pPr>
+        <w:numPr>
+          <w:ilvl w:val="0"/>
+          <w:numId w:val="1005"/>
+        </w:numPr>
+        <w:pStyle w:val="Compact"/>
+      </w:pPr>
+      <w:r>
+        <w:t xml:space="preserve">Two big spoonfuls of crumbs in the bottom of each cup.</w:t>
+      </w:r>
+    </w:p>
+    <w:p>
+      <w:pPr>
+        <w:numPr>
+          <w:ilvl w:val="0"/>
+          <w:numId w:val="1005"/>
+        </w:numPr>
+        <w:pStyle w:val="Compact"/>
+      </w:pPr>
+      <w:r>
+        <w:t xml:space="preserve">Shake the whipped topping can 5 seconds. Upside down, a layer on the crumbs.</w:t>
+      </w:r>
+    </w:p>
+    <w:p>
+      <w:pPr>
+        <w:numPr>
+          <w:ilvl w:val="0"/>
+          <w:numId w:val="1005"/>
+        </w:numPr>
+        <w:pStyle w:val="Compact"/>
+      </w:pPr>
+      <w:r>
+        <w:t xml:space="preserve">Another crumb layer. Then one more swirl of topping on top.</w:t>
+      </w:r>
+    </w:p>
+    <w:p>
+      <w:pPr>
+        <w:pStyle w:val="FirstParagraph"/>
       </w:pPr>
       <w:r>
         <w:rPr>
@@ -6501,8 +6699,270 @@
       </w:pPr>
     </w:lvl>
   </w:abstractNum>
+  <w:abstractNum w:abstractNumId="99411">
+    <w:nsid w:val="ea454b4c"/>
+    <w:multiLevelType w:val="multilevel"/>
+    <w:lvl w:ilvl="0">
+      <w:start w:val="1"/>
+      <w:numFmt w:val="decimal"/>
+      <w:lvlText w:val="%1."/>
+      <w:lvlJc w:val="left"/>
+      <w:pPr>
+        <w:tabs>
+          <w:tab w:val="num" w:pos="0"/>
+        </w:tabs>
+        <w:ind w:left="480" w:hanging="480"/>
+      </w:pPr>
+    </w:lvl>
+    <w:lvl w:ilvl="1">
+      <w:start w:val="1"/>
+      <w:numFmt w:val="decimal"/>
+      <w:lvlText w:val="%2."/>
+      <w:lvlJc w:val="left"/>
+      <w:pPr>
+        <w:tabs>
+          <w:tab w:val="num" w:pos="720"/>
+        </w:tabs>
+        <w:ind w:left="1200" w:hanging="480"/>
+      </w:pPr>
+    </w:lvl>
+    <w:lvl w:ilvl="2">
+      <w:start w:val="1"/>
+      <w:numFmt w:val="decimal"/>
+      <w:lvlText w:val="%3."/>
+      <w:lvlJc w:val="left"/>
+      <w:pPr>
+        <w:tabs>
+          <w:tab w:val="num" w:pos="1440"/>
+        </w:tabs>
+        <w:ind w:left="1920" w:hanging="480"/>
+      </w:pPr>
+    </w:lvl>
+    <w:lvl w:ilvl="3">
+      <w:start w:val="1"/>
+      <w:numFmt w:val="decimal"/>
+      <w:lvlText w:val="%4."/>
+      <w:lvlJc w:val="left"/>
+      <w:pPr>
+        <w:tabs>
+          <w:tab w:val="num" w:pos="2160"/>
+        </w:tabs>
+        <w:ind w:left="2640" w:hanging="480"/>
+      </w:pPr>
+    </w:lvl>
+    <w:lvl w:ilvl="4">
+      <w:start w:val="1"/>
+      <w:numFmt w:val="decimal"/>
+      <w:lvlText w:val="%5."/>
+      <w:lvlJc w:val="left"/>
+      <w:pPr>
+        <w:tabs>
+          <w:tab w:val="num" w:pos="2880"/>
+        </w:tabs>
+        <w:ind w:left="3360" w:hanging="480"/>
+      </w:pPr>
+    </w:lvl>
+    <w:lvl w:ilvl="5">
+      <w:start w:val="1"/>
+      <w:numFmt w:val="decimal"/>
+      <w:lvlText w:val="%6."/>
+      <w:lvlJc w:val="left"/>
+      <w:pPr>
+        <w:tabs>
+          <w:tab w:val="num" w:pos="3600"/>
+        </w:tabs>
+        <w:ind w:left="4080" w:hanging="480"/>
+      </w:pPr>
+    </w:lvl>
+    <w:lvl w:ilvl="6">
+      <w:start w:val="1"/>
+      <w:numFmt w:val="decimal"/>
+      <w:lvlText w:val="%7."/>
+      <w:lvlJc w:val="left"/>
+      <w:pPr>
+        <w:tabs>
+          <w:tab w:val="num" w:pos="4320"/>
+        </w:tabs>
+        <w:ind w:left="4800" w:hanging="480"/>
+      </w:pPr>
+    </w:lvl>
+    <w:lvl w:ilvl="7">
+      <w:start w:val="1"/>
+      <w:numFmt w:val="decimal"/>
+      <w:lvlText w:val="%8."/>
+      <w:lvlJc w:val="left"/>
+      <w:pPr>
+        <w:tabs>
+          <w:tab w:val="num" w:pos="5040"/>
+        </w:tabs>
+        <w:ind w:left="5520" w:hanging="480"/>
+      </w:pPr>
+    </w:lvl>
+    <w:lvl w:ilvl="8">
+      <w:start w:val="1"/>
+      <w:numFmt w:val="decimal"/>
+      <w:lvlText w:val="%9."/>
+      <w:lvlJc w:val="left"/>
+      <w:pPr>
+        <w:tabs>
+          <w:tab w:val="num" w:pos="5760"/>
+        </w:tabs>
+        <w:ind w:left="6240" w:hanging="480"/>
+      </w:pPr>
+    </w:lvl>
+  </w:abstractNum>
   <w:num w:numId="1000">
     <w:abstractNumId w:val="990"/>
+  </w:num>
+  <w:num w:numId="1001">
+    <w:abstractNumId w:val="99411"/>
+    <w:lvlOverride w:ilvl="0">
+      <w:startOverride w:val="1"/>
+    </w:lvlOverride>
+    <w:lvlOverride w:ilvl="1">
+      <w:startOverride w:val="1"/>
+    </w:lvlOverride>
+    <w:lvlOverride w:ilvl="2">
+      <w:startOverride w:val="1"/>
+    </w:lvlOverride>
+    <w:lvlOverride w:ilvl="3">
+      <w:startOverride w:val="1"/>
+    </w:lvlOverride>
+    <w:lvlOverride w:ilvl="4">
+      <w:startOverride w:val="1"/>
+    </w:lvlOverride>
+    <w:lvlOverride w:ilvl="5">
+      <w:startOverride w:val="1"/>
+    </w:lvlOverride>
+    <w:lvlOverride w:ilvl="6">
+      <w:startOverride w:val="1"/>
+    </w:lvlOverride>
+    <w:lvlOverride w:ilvl="7">
+      <w:startOverride w:val="1"/>
+    </w:lvlOverride>
+    <w:lvlOverride w:ilvl="8">
+      <w:startOverride w:val="1"/>
+    </w:lvlOverride>
+  </w:num>
+  <w:num w:numId="1002">
+    <w:abstractNumId w:val="99411"/>
+    <w:lvlOverride w:ilvl="0">
+      <w:startOverride w:val="1"/>
+    </w:lvlOverride>
+    <w:lvlOverride w:ilvl="1">
+      <w:startOverride w:val="1"/>
+    </w:lvlOverride>
+    <w:lvlOverride w:ilvl="2">
+      <w:startOverride w:val="1"/>
+    </w:lvlOverride>
+    <w:lvlOverride w:ilvl="3">
+      <w:startOverride w:val="1"/>
+    </w:lvlOverride>
+    <w:lvlOverride w:ilvl="4">
+      <w:startOverride w:val="1"/>
+    </w:lvlOverride>
+    <w:lvlOverride w:ilvl="5">
+      <w:startOverride w:val="1"/>
+    </w:lvlOverride>
+    <w:lvlOverride w:ilvl="6">
+      <w:startOverride w:val="1"/>
+    </w:lvlOverride>
+    <w:lvlOverride w:ilvl="7">
+      <w:startOverride w:val="1"/>
+    </w:lvlOverride>
+    <w:lvlOverride w:ilvl="8">
+      <w:startOverride w:val="1"/>
+    </w:lvlOverride>
+  </w:num>
+  <w:num w:numId="1003">
+    <w:abstractNumId w:val="99411"/>
+    <w:lvlOverride w:ilvl="0">
+      <w:startOverride w:val="1"/>
+    </w:lvlOverride>
+    <w:lvlOverride w:ilvl="1">
+      <w:startOverride w:val="1"/>
+    </w:lvlOverride>
+    <w:lvlOverride w:ilvl="2">
+      <w:startOverride w:val="1"/>
+    </w:lvlOverride>
+    <w:lvlOverride w:ilvl="3">
+      <w:startOverride w:val="1"/>
+    </w:lvlOverride>
+    <w:lvlOverride w:ilvl="4">
+      <w:startOverride w:val="1"/>
+    </w:lvlOverride>
+    <w:lvlOverride w:ilvl="5">
+      <w:startOverride w:val="1"/>
+    </w:lvlOverride>
+    <w:lvlOverride w:ilvl="6">
+      <w:startOverride w:val="1"/>
+    </w:lvlOverride>
+    <w:lvlOverride w:ilvl="7">
+      <w:startOverride w:val="1"/>
+    </w:lvlOverride>
+    <w:lvlOverride w:ilvl="8">
+      <w:startOverride w:val="1"/>
+    </w:lvlOverride>
+  </w:num>
+  <w:num w:numId="1004">
+    <w:abstractNumId w:val="99411"/>
+    <w:lvlOverride w:ilvl="0">
+      <w:startOverride w:val="1"/>
+    </w:lvlOverride>
+    <w:lvlOverride w:ilvl="1">
+      <w:startOverride w:val="1"/>
+    </w:lvlOverride>
+    <w:lvlOverride w:ilvl="2">
+      <w:startOverride w:val="1"/>
+    </w:lvlOverride>
+    <w:lvlOverride w:ilvl="3">
+      <w:startOverride w:val="1"/>
+    </w:lvlOverride>
+    <w:lvlOverride w:ilvl="4">
+      <w:startOverride w:val="1"/>
+    </w:lvlOverride>
+    <w:lvlOverride w:ilvl="5">
+      <w:startOverride w:val="1"/>
+    </w:lvlOverride>
+    <w:lvlOverride w:ilvl="6">
+      <w:startOverride w:val="1"/>
+    </w:lvlOverride>
+    <w:lvlOverride w:ilvl="7">
+      <w:startOverride w:val="1"/>
+    </w:lvlOverride>
+    <w:lvlOverride w:ilvl="8">
+      <w:startOverride w:val="1"/>
+    </w:lvlOverride>
+  </w:num>
+  <w:num w:numId="1005">
+    <w:abstractNumId w:val="99411"/>
+    <w:lvlOverride w:ilvl="0">
+      <w:startOverride w:val="1"/>
+    </w:lvlOverride>
+    <w:lvlOverride w:ilvl="1">
+      <w:startOverride w:val="1"/>
+    </w:lvlOverride>
+    <w:lvlOverride w:ilvl="2">
+      <w:startOverride w:val="1"/>
+    </w:lvlOverride>
+    <w:lvlOverride w:ilvl="3">
+      <w:startOverride w:val="1"/>
+    </w:lvlOverride>
+    <w:lvlOverride w:ilvl="4">
+      <w:startOverride w:val="1"/>
+    </w:lvlOverride>
+    <w:lvlOverride w:ilvl="5">
+      <w:startOverride w:val="1"/>
+    </w:lvlOverride>
+    <w:lvlOverride w:ilvl="6">
+      <w:startOverride w:val="1"/>
+    </w:lvlOverride>
+    <w:lvlOverride w:ilvl="7">
+      <w:startOverride w:val="1"/>
+    </w:lvlOverride>
+    <w:lvlOverride w:ilvl="8">
+      <w:startOverride w:val="1"/>
+    </w:lvlOverride>
   </w:num>
 </w:numbering>
 </file>

--- a/downloads/student/Unit 06/Handout 06.12 - Menu Option Cards and Constraint Card.docx
+++ b/downloads/student/Unit 06/Handout 06.12 - Menu Option Cards and Constraint Card.docx
@@ -25,7 +25,7 @@
         <w:pStyle w:val="BodyText"/>
       </w:pPr>
       <w:r>
-        <w:t xml:space="preserve">All prices are real Long Island supermarket prices and are marked ****. The math works no matter what the prices are.</w:t>
+        <w:t xml:space="preserve">All prices are real Long Island supermarket prices and are to be refreshed from the current circular before teaching. The math works no matter what the prices are.</w:t>
       </w:r>
     </w:p>
     <w:p>
@@ -3487,7 +3487,7 @@
         <w:pStyle w:val="Compact"/>
       </w:pPr>
       <w:r>
-        <w:t xml:space="preserve">Count out 4 cookies per person, 112 total.</w:t>
+        <w:t xml:space="preserve">Count out 2 cookies per person, 56 total.</w:t>
       </w:r>
     </w:p>
     <w:p>
@@ -4948,7 +4948,7 @@
         <w:t xml:space="preserve"> </w:t>
       </w:r>
       <w:r>
-        <w:t xml:space="preserve">Fix: drop to 1.5 lb of deli meat ($8.99) and add one 8 oz bag of shredded cheese ($1.99) for a total of</w:t>
+        <w:t xml:space="preserve">Fix: drop to 1 lb of deli meat ($5.99) and add one 8 oz bag of shredded cheese ($1.99) for a total of</w:t>
       </w:r>
       <w:r>
         <w:t xml:space="preserve"> </w:t>
@@ -4957,7 +4957,7 @@
         <w:rPr>
           <w:b/>
         </w:rPr>
-        <w:t xml:space="preserve">$19.46</w:t>
+        <w:t xml:space="preserve">$17.45</w:t>
       </w:r>
       <w:r>
         <w:t xml:space="preserve">. Cold items stay in a cooler with ice packs and go out at minute 5, not minute 0.</w:t>
